--- a/data/outputs/v2/General_Science/SS3.3_Waves/General_Science_Waves_FinalExplanation_TeacherKey.docx
+++ b/data/outputs/v2/General_Science/SS3.3_Waves/General_Science_Waves_FinalExplanation_TeacherKey.docx
@@ -1883,7 +1883,7 @@
         </w:rPr>
         <w:t xml:space="preserve">© 2026 SeaVuria and ARES. This work is licensed under a </w:t>
       </w:r>
-      <w:hyperlink w:history="1" r:id="rId6df4ldjkh5albkmpzep-2">
+      <w:hyperlink w:history="1" r:id="rIdpq1493ieo2si6yg0ajjmr">
         <w:r>
           <w:rPr>
             <w:rFonts w:ascii="Arial" w:cs="Arial" w:eastAsia="Arial" w:hAnsi="Arial"/>
@@ -1903,7 +1903,7 @@
         </w:rPr>
         <w:t xml:space="preserve"> (</w:t>
       </w:r>
-      <w:hyperlink w:history="1" r:id="rIdhpnwzcwi0nbj7tvneolzt">
+      <w:hyperlink w:history="1" r:id="rId58dgkkf4ib3oyzxivboza">
         <w:r>
           <w:rPr>
             <w:rFonts w:ascii="Arial" w:cs="Arial" w:eastAsia="Arial" w:hAnsi="Arial"/>
@@ -1923,7 +1923,7 @@
         </w:rPr>
         <w:t xml:space="preserve">). To view a copy of this license, visit </w:t>
       </w:r>
-      <w:hyperlink w:history="1" r:id="rIdn_szuodq_vdm8azczg_w8">
+      <w:hyperlink w:history="1" r:id="rIdrujfyefy0tpuevsejxxvx">
         <w:r>
           <w:rPr>
             <w:rFonts w:ascii="Arial" w:cs="Arial" w:eastAsia="Arial" w:hAnsi="Arial"/>

--- a/data/outputs/v2/General_Science/SS3.3_Waves/General_Science_Waves_FinalExplanation_TeacherKey.docx
+++ b/data/outputs/v2/General_Science/SS3.3_Waves/General_Science_Waves_FinalExplanation_TeacherKey.docx
@@ -1883,7 +1883,7 @@
         </w:rPr>
         <w:t xml:space="preserve">© 2026 SeaVuria and ARES. This work is licensed under a </w:t>
       </w:r>
-      <w:hyperlink w:history="1" r:id="rIdpq1493ieo2si6yg0ajjmr">
+      <w:hyperlink w:history="1" r:id="rIdsr8bct5axtnoib4cq_61y">
         <w:r>
           <w:rPr>
             <w:rFonts w:ascii="Arial" w:cs="Arial" w:eastAsia="Arial" w:hAnsi="Arial"/>
@@ -1903,7 +1903,7 @@
         </w:rPr>
         <w:t xml:space="preserve"> (</w:t>
       </w:r>
-      <w:hyperlink w:history="1" r:id="rId58dgkkf4ib3oyzxivboza">
+      <w:hyperlink w:history="1" r:id="rIdfq5wuuiijli68ze5hqw3d">
         <w:r>
           <w:rPr>
             <w:rFonts w:ascii="Arial" w:cs="Arial" w:eastAsia="Arial" w:hAnsi="Arial"/>
@@ -1923,7 +1923,7 @@
         </w:rPr>
         <w:t xml:space="preserve">). To view a copy of this license, visit </w:t>
       </w:r>
-      <w:hyperlink w:history="1" r:id="rIdrujfyefy0tpuevsejxxvx">
+      <w:hyperlink w:history="1" r:id="rIdmgmsxtqcwfdlg5wvlhzvr">
         <w:r>
           <w:rPr>
             <w:rFonts w:ascii="Arial" w:cs="Arial" w:eastAsia="Arial" w:hAnsi="Arial"/>

--- a/data/outputs/v2/General_Science/SS3.3_Waves/General_Science_Waves_FinalExplanation_TeacherKey.docx
+++ b/data/outputs/v2/General_Science/SS3.3_Waves/General_Science_Waves_FinalExplanation_TeacherKey.docx
@@ -1883,7 +1883,7 @@
         </w:rPr>
         <w:t xml:space="preserve">© 2026 SeaVuria and ARES. This work is licensed under a </w:t>
       </w:r>
-      <w:hyperlink w:history="1" r:id="rIdsr8bct5axtnoib4cq_61y">
+      <w:hyperlink w:history="1" r:id="rIdetufhgiyhoptj9zui1i26">
         <w:r>
           <w:rPr>
             <w:rFonts w:ascii="Arial" w:cs="Arial" w:eastAsia="Arial" w:hAnsi="Arial"/>
@@ -1903,7 +1903,7 @@
         </w:rPr>
         <w:t xml:space="preserve"> (</w:t>
       </w:r>
-      <w:hyperlink w:history="1" r:id="rIdfq5wuuiijli68ze5hqw3d">
+      <w:hyperlink w:history="1" r:id="rIdgl13vrjul-1vwsfayefmj">
         <w:r>
           <w:rPr>
             <w:rFonts w:ascii="Arial" w:cs="Arial" w:eastAsia="Arial" w:hAnsi="Arial"/>
@@ -1923,7 +1923,7 @@
         </w:rPr>
         <w:t xml:space="preserve">). To view a copy of this license, visit </w:t>
       </w:r>
-      <w:hyperlink w:history="1" r:id="rIdmgmsxtqcwfdlg5wvlhzvr">
+      <w:hyperlink w:history="1" r:id="rId2nbhxv70lubudogzf2ns2">
         <w:r>
           <w:rPr>
             <w:rFonts w:ascii="Arial" w:cs="Arial" w:eastAsia="Arial" w:hAnsi="Arial"/>

--- a/data/outputs/v2/General_Science/SS3.3_Waves/General_Science_Waves_FinalExplanation_TeacherKey.docx
+++ b/data/outputs/v2/General_Science/SS3.3_Waves/General_Science_Waves_FinalExplanation_TeacherKey.docx
@@ -1883,7 +1883,7 @@
         </w:rPr>
         <w:t xml:space="preserve">© 2026 SeaVuria and ARES. This work is licensed under a </w:t>
       </w:r>
-      <w:hyperlink w:history="1" r:id="rIdetufhgiyhoptj9zui1i26">
+      <w:hyperlink w:history="1" r:id="rIdd7zo8cg7sre7qbq6akpy8">
         <w:r>
           <w:rPr>
             <w:rFonts w:ascii="Arial" w:cs="Arial" w:eastAsia="Arial" w:hAnsi="Arial"/>
@@ -1903,7 +1903,7 @@
         </w:rPr>
         <w:t xml:space="preserve"> (</w:t>
       </w:r>
-      <w:hyperlink w:history="1" r:id="rIdgl13vrjul-1vwsfayefmj">
+      <w:hyperlink w:history="1" r:id="rIdvsp-6myfzejz7az_vwu1-">
         <w:r>
           <w:rPr>
             <w:rFonts w:ascii="Arial" w:cs="Arial" w:eastAsia="Arial" w:hAnsi="Arial"/>
@@ -1923,7 +1923,7 @@
         </w:rPr>
         <w:t xml:space="preserve">). To view a copy of this license, visit </w:t>
       </w:r>
-      <w:hyperlink w:history="1" r:id="rId2nbhxv70lubudogzf2ns2">
+      <w:hyperlink w:history="1" r:id="rIdzv5li7kz4jxkg9egliw6m">
         <w:r>
           <w:rPr>
             <w:rFonts w:ascii="Arial" w:cs="Arial" w:eastAsia="Arial" w:hAnsi="Arial"/>

--- a/data/outputs/v2/General_Science/SS3.3_Waves/General_Science_Waves_FinalExplanation_TeacherKey.docx
+++ b/data/outputs/v2/General_Science/SS3.3_Waves/General_Science_Waves_FinalExplanation_TeacherKey.docx
@@ -4,6 +4,7 @@
   <w:body>
     <w:p>
       <w:pPr>
+        <w:keepNext w:val="false"/>
         <w:spacing w:after="30" w:before="0"/>
         <w:jc w:val="center"/>
       </w:pPr>
@@ -23,6 +24,7 @@
     </w:p>
     <w:p>
       <w:pPr>
+        <w:keepNext w:val="false"/>
         <w:spacing w:after="60" w:before="0"/>
         <w:jc w:val="center"/>
       </w:pPr>
@@ -81,6 +83,7 @@
           </w:tcPr>
           <w:p>
             <w:pPr>
+              <w:keepNext w:val="false"/>
               <w:spacing w:after="40" w:before="0"/>
               <w:jc w:val="center"/>
             </w:pPr>
@@ -116,6 +119,7 @@
           </w:tcPr>
           <w:p>
             <w:pPr>
+              <w:keepNext w:val="false"/>
               <w:spacing w:after="40" w:before="0"/>
               <w:jc w:val="center"/>
             </w:pPr>
@@ -176,6 +180,7 @@
           </w:tcPr>
           <w:p>
             <w:pPr>
+              <w:keepNext w:val="false"/>
               <w:spacing w:after="40" w:before="0"/>
               <w:jc w:val="center"/>
             </w:pPr>
@@ -210,6 +215,7 @@
           </w:tcPr>
           <w:p>
             <w:pPr>
+              <w:keepNext w:val="false"/>
               <w:spacing w:after="40" w:before="0"/>
               <w:jc w:val="left"/>
             </w:pPr>
@@ -271,6 +277,7 @@
           </w:tcPr>
           <w:p>
             <w:pPr>
+              <w:keepNext/>
               <w:spacing w:after="40" w:before="0"/>
               <w:jc w:val="center"/>
             </w:pPr>
@@ -305,6 +312,7 @@
           </w:tcPr>
           <w:p>
             <w:pPr>
+              <w:keepNext w:val="false"/>
               <w:spacing w:after="40" w:before="0"/>
               <w:jc w:val="left"/>
             </w:pPr>
@@ -324,6 +332,7 @@
           </w:p>
           <w:p>
             <w:pPr>
+              <w:keepNext w:val="false"/>
               <w:spacing w:after="40" w:before="0"/>
               <w:jc w:val="left"/>
             </w:pPr>
@@ -356,6 +365,7 @@
           </w:tcPr>
           <w:p>
             <w:pPr>
+              <w:keepNext w:val="false"/>
               <w:spacing w:after="40" w:before="0"/>
               <w:jc w:val="left"/>
             </w:pPr>
@@ -417,6 +427,7 @@
           </w:tcPr>
           <w:p>
             <w:pPr>
+              <w:keepNext/>
               <w:spacing w:after="40" w:before="0"/>
               <w:jc w:val="center"/>
             </w:pPr>
@@ -451,6 +462,7 @@
           </w:tcPr>
           <w:p>
             <w:pPr>
+              <w:keepNext w:val="false"/>
               <w:spacing w:after="40" w:before="0"/>
               <w:jc w:val="left"/>
             </w:pPr>
@@ -470,6 +482,7 @@
           </w:p>
           <w:p>
             <w:pPr>
+              <w:keepNext w:val="false"/>
               <w:spacing w:after="40" w:before="0"/>
               <w:jc w:val="left"/>
             </w:pPr>
@@ -502,6 +515,7 @@
           </w:tcPr>
           <w:p>
             <w:pPr>
+              <w:keepNext w:val="false"/>
               <w:spacing w:after="40" w:before="0"/>
               <w:jc w:val="left"/>
             </w:pPr>
@@ -563,6 +577,7 @@
           </w:tcPr>
           <w:p>
             <w:pPr>
+              <w:keepNext/>
               <w:spacing w:after="40" w:before="0"/>
               <w:jc w:val="center"/>
             </w:pPr>
@@ -597,6 +612,7 @@
           </w:tcPr>
           <w:p>
             <w:pPr>
+              <w:keepNext w:val="false"/>
               <w:spacing w:after="40" w:before="0"/>
               <w:jc w:val="left"/>
             </w:pPr>
@@ -616,6 +632,7 @@
           </w:p>
           <w:p>
             <w:pPr>
+              <w:keepNext w:val="false"/>
               <w:spacing w:after="40" w:before="0"/>
               <w:jc w:val="left"/>
             </w:pPr>
@@ -648,6 +665,7 @@
           </w:tcPr>
           <w:p>
             <w:pPr>
+              <w:keepNext w:val="false"/>
               <w:spacing w:after="40" w:before="0"/>
               <w:jc w:val="left"/>
             </w:pPr>
@@ -709,6 +727,7 @@
           </w:tcPr>
           <w:p>
             <w:pPr>
+              <w:keepNext/>
               <w:spacing w:after="40" w:before="0"/>
               <w:jc w:val="center"/>
             </w:pPr>
@@ -743,6 +762,7 @@
           </w:tcPr>
           <w:p>
             <w:pPr>
+              <w:keepNext w:val="false"/>
               <w:spacing w:after="40" w:before="0"/>
               <w:jc w:val="left"/>
             </w:pPr>
@@ -775,6 +795,7 @@
           </w:tcPr>
           <w:p>
             <w:pPr>
+              <w:keepNext w:val="false"/>
               <w:spacing w:after="40" w:before="0"/>
               <w:jc w:val="left"/>
             </w:pPr>
@@ -836,6 +857,7 @@
           </w:tcPr>
           <w:p>
             <w:pPr>
+              <w:keepNext/>
               <w:spacing w:after="40" w:before="0"/>
               <w:jc w:val="center"/>
             </w:pPr>
@@ -870,6 +892,7 @@
           </w:tcPr>
           <w:p>
             <w:pPr>
+              <w:keepNext w:val="false"/>
               <w:spacing w:after="40" w:before="0"/>
               <w:jc w:val="left"/>
             </w:pPr>
@@ -902,6 +925,7 @@
           </w:tcPr>
           <w:p>
             <w:pPr>
+              <w:keepNext w:val="false"/>
               <w:spacing w:after="40" w:before="0"/>
               <w:jc w:val="left"/>
             </w:pPr>
@@ -965,6 +989,7 @@
           </w:tcPr>
           <w:p>
             <w:pPr>
+              <w:keepNext w:val="false"/>
               <w:spacing w:after="40" w:before="0"/>
               <w:jc w:val="center"/>
             </w:pPr>
@@ -999,6 +1024,7 @@
           </w:tcPr>
           <w:p>
             <w:pPr>
+              <w:keepNext w:val="false"/>
               <w:spacing w:after="40" w:before="0"/>
               <w:jc w:val="left"/>
             </w:pPr>
@@ -1031,6 +1057,7 @@
           </w:tcPr>
           <w:p>
             <w:pPr>
+              <w:keepNext w:val="false"/>
               <w:spacing w:after="40" w:before="0"/>
               <w:jc w:val="left"/>
             </w:pPr>
@@ -1063,6 +1090,7 @@
           </w:tcPr>
           <w:p>
             <w:pPr>
+              <w:keepNext w:val="false"/>
               <w:spacing w:after="40" w:before="0"/>
               <w:jc w:val="left"/>
             </w:pPr>
@@ -1095,6 +1123,7 @@
           </w:tcPr>
           <w:p>
             <w:pPr>
+              <w:keepNext w:val="false"/>
               <w:spacing w:after="40" w:before="0"/>
               <w:jc w:val="left"/>
             </w:pPr>
@@ -1129,6 +1158,7 @@
           </w:tcPr>
           <w:p>
             <w:pPr>
+              <w:keepNext w:val="false"/>
               <w:spacing w:after="40" w:before="0"/>
               <w:jc w:val="left"/>
             </w:pPr>
@@ -1161,6 +1191,7 @@
           </w:tcPr>
           <w:p>
             <w:pPr>
+              <w:keepNext w:val="false"/>
               <w:spacing w:after="40" w:before="0"/>
               <w:jc w:val="left"/>
             </w:pPr>
@@ -1193,6 +1224,7 @@
           </w:tcPr>
           <w:p>
             <w:pPr>
+              <w:keepNext w:val="false"/>
               <w:spacing w:after="40" w:before="0"/>
               <w:jc w:val="left"/>
             </w:pPr>
@@ -1225,6 +1257,7 @@
           </w:tcPr>
           <w:p>
             <w:pPr>
+              <w:keepNext w:val="false"/>
               <w:spacing w:after="40" w:before="0"/>
               <w:jc w:val="left"/>
             </w:pPr>
@@ -1259,6 +1292,7 @@
           </w:tcPr>
           <w:p>
             <w:pPr>
+              <w:keepNext w:val="false"/>
               <w:spacing w:after="40" w:before="0"/>
               <w:jc w:val="left"/>
             </w:pPr>
@@ -1291,6 +1325,7 @@
           </w:tcPr>
           <w:p>
             <w:pPr>
+              <w:keepNext w:val="false"/>
               <w:spacing w:after="40" w:before="0"/>
               <w:jc w:val="left"/>
             </w:pPr>
@@ -1323,6 +1358,7 @@
           </w:tcPr>
           <w:p>
             <w:pPr>
+              <w:keepNext w:val="false"/>
               <w:spacing w:after="40" w:before="0"/>
               <w:jc w:val="left"/>
             </w:pPr>
@@ -1355,6 +1391,7 @@
           </w:tcPr>
           <w:p>
             <w:pPr>
+              <w:keepNext w:val="false"/>
               <w:spacing w:after="40" w:before="0"/>
               <w:jc w:val="left"/>
             </w:pPr>
@@ -1389,6 +1426,7 @@
           </w:tcPr>
           <w:p>
             <w:pPr>
+              <w:keepNext w:val="false"/>
               <w:spacing w:after="40" w:before="0"/>
               <w:jc w:val="left"/>
             </w:pPr>
@@ -1421,6 +1459,7 @@
           </w:tcPr>
           <w:p>
             <w:pPr>
+              <w:keepNext w:val="false"/>
               <w:spacing w:after="40" w:before="0"/>
               <w:jc w:val="left"/>
             </w:pPr>
@@ -1453,6 +1492,7 @@
           </w:tcPr>
           <w:p>
             <w:pPr>
+              <w:keepNext w:val="false"/>
               <w:spacing w:after="40" w:before="0"/>
               <w:jc w:val="left"/>
             </w:pPr>
@@ -1485,6 +1525,7 @@
           </w:tcPr>
           <w:p>
             <w:pPr>
+              <w:keepNext w:val="false"/>
               <w:spacing w:after="40" w:before="0"/>
               <w:jc w:val="left"/>
             </w:pPr>
@@ -1519,6 +1560,7 @@
           </w:tcPr>
           <w:p>
             <w:pPr>
+              <w:keepNext w:val="false"/>
               <w:spacing w:after="40" w:before="0"/>
               <w:jc w:val="left"/>
             </w:pPr>
@@ -1551,6 +1593,7 @@
           </w:tcPr>
           <w:p>
             <w:pPr>
+              <w:keepNext w:val="false"/>
               <w:spacing w:after="40" w:before="0"/>
               <w:jc w:val="left"/>
             </w:pPr>
@@ -1583,6 +1626,7 @@
           </w:tcPr>
           <w:p>
             <w:pPr>
+              <w:keepNext w:val="false"/>
               <w:spacing w:after="40" w:before="0"/>
               <w:jc w:val="left"/>
             </w:pPr>
@@ -1615,6 +1659,7 @@
           </w:tcPr>
           <w:p>
             <w:pPr>
+              <w:keepNext w:val="false"/>
               <w:spacing w:after="40" w:before="0"/>
               <w:jc w:val="left"/>
             </w:pPr>
@@ -1649,6 +1694,7 @@
           </w:tcPr>
           <w:p>
             <w:pPr>
+              <w:keepNext w:val="false"/>
               <w:spacing w:after="40" w:before="0"/>
               <w:jc w:val="left"/>
             </w:pPr>
@@ -1681,6 +1727,7 @@
           </w:tcPr>
           <w:p>
             <w:pPr>
+              <w:keepNext w:val="false"/>
               <w:spacing w:after="40" w:before="0"/>
               <w:jc w:val="left"/>
             </w:pPr>
@@ -1713,6 +1760,7 @@
           </w:tcPr>
           <w:p>
             <w:pPr>
+              <w:keepNext w:val="false"/>
               <w:spacing w:after="40" w:before="0"/>
               <w:jc w:val="left"/>
             </w:pPr>
@@ -1745,6 +1793,7 @@
           </w:tcPr>
           <w:p>
             <w:pPr>
+              <w:keepNext w:val="false"/>
               <w:spacing w:after="40" w:before="0"/>
               <w:jc w:val="left"/>
             </w:pPr>
@@ -1883,7 +1932,7 @@
         </w:rPr>
         <w:t xml:space="preserve">© 2026 SeaVuria and ARES. This work is licensed under a </w:t>
       </w:r>
-      <w:hyperlink w:history="1" r:id="rIdd7zo8cg7sre7qbq6akpy8">
+      <w:hyperlink w:history="1" r:id="rIdzsvzrlyk5qhll0xsrpfoe">
         <w:r>
           <w:rPr>
             <w:rFonts w:ascii="Arial" w:cs="Arial" w:eastAsia="Arial" w:hAnsi="Arial"/>
@@ -1903,7 +1952,7 @@
         </w:rPr>
         <w:t xml:space="preserve"> (</w:t>
       </w:r>
-      <w:hyperlink w:history="1" r:id="rIdvsp-6myfzejz7az_vwu1-">
+      <w:hyperlink w:history="1" r:id="rId80_dhxwjuso_hmgwq0opu">
         <w:r>
           <w:rPr>
             <w:rFonts w:ascii="Arial" w:cs="Arial" w:eastAsia="Arial" w:hAnsi="Arial"/>
@@ -1923,7 +1972,7 @@
         </w:rPr>
         <w:t xml:space="preserve">). To view a copy of this license, visit </w:t>
       </w:r>
-      <w:hyperlink w:history="1" r:id="rIdzv5li7kz4jxkg9egliw6m">
+      <w:hyperlink w:history="1" r:id="rIdaaaz3i6ms3xp5fzc6tsx5">
         <w:r>
           <w:rPr>
             <w:rFonts w:ascii="Arial" w:cs="Arial" w:eastAsia="Arial" w:hAnsi="Arial"/>

--- a/data/outputs/v2/General_Science/SS3.3_Waves/General_Science_Waves_FinalExplanation_TeacherKey.docx
+++ b/data/outputs/v2/General_Science/SS3.3_Waves/General_Science_Waves_FinalExplanation_TeacherKey.docx
@@ -1932,7 +1932,7 @@
         </w:rPr>
         <w:t xml:space="preserve">© 2026 SeaVuria and ARES. This work is licensed under a </w:t>
       </w:r>
-      <w:hyperlink w:history="1" r:id="rIdzsvzrlyk5qhll0xsrpfoe">
+      <w:hyperlink w:history="1" r:id="rIdeyjfs5dao3a6vlntyfxiv">
         <w:r>
           <w:rPr>
             <w:rFonts w:ascii="Arial" w:cs="Arial" w:eastAsia="Arial" w:hAnsi="Arial"/>
@@ -1952,7 +1952,7 @@
         </w:rPr>
         <w:t xml:space="preserve"> (</w:t>
       </w:r>
-      <w:hyperlink w:history="1" r:id="rId80_dhxwjuso_hmgwq0opu">
+      <w:hyperlink w:history="1" r:id="rIdkncdekszldchviixtef9m">
         <w:r>
           <w:rPr>
             <w:rFonts w:ascii="Arial" w:cs="Arial" w:eastAsia="Arial" w:hAnsi="Arial"/>
@@ -1972,7 +1972,7 @@
         </w:rPr>
         <w:t xml:space="preserve">). To view a copy of this license, visit </w:t>
       </w:r>
-      <w:hyperlink w:history="1" r:id="rIdaaaz3i6ms3xp5fzc6tsx5">
+      <w:hyperlink w:history="1" r:id="rId3vjl4qnfdiyt7dpjyqhxt">
         <w:r>
           <w:rPr>
             <w:rFonts w:ascii="Arial" w:cs="Arial" w:eastAsia="Arial" w:hAnsi="Arial"/>
